--- a/Automation_Notes/Selenium+WebDriver+Architectue+Simplified.docx
+++ b/Automation_Notes/Selenium+WebDriver+Architectue+Simplified.docx
@@ -1267,8 +1267,6 @@
         </w:rPr>
         <w:t>/following-sibling::div/preceding-sibling::div</w:t>
       </w:r>
-      <w:bookmarkStart w:id="0" w:name="_GoBack"/>
-      <w:bookmarkEnd w:id="0"/>
     </w:p>
     <w:p>
       <w:pPr>
@@ -1433,6 +1431,78 @@
           <w:lang w:val="en-IN" w:eastAsia="en-IN"/>
         </w:rPr>
       </w:pPr>
+      <w:r>
+        <w:rPr>
+          <w:rFonts w:ascii="Arial" w:eastAsia="Times New Roman" w:hAnsi="Arial" w:cs="Arial"/>
+          <w:noProof/>
+          <w:color w:val="222222"/>
+          <w:sz w:val="24"/>
+          <w:szCs w:val="24"/>
+          <w:lang w:val="en-IN" w:eastAsia="en-IN"/>
+        </w:rPr>
+        <w:lastRenderedPageBreak/>
+        <w:drawing>
+          <wp:inline distT="0" distB="0" distL="0" distR="0">
+            <wp:extent cx="5937250" cy="4650105"/>
+            <wp:effectExtent l="0" t="0" r="6350" b="0"/>
+            <wp:docPr id="4" name="Picture 4"/>
+            <wp:cNvGraphicFramePr>
+              <a:graphicFrameLocks xmlns:a="http://schemas.openxmlformats.org/drawingml/2006/main" noChangeAspect="1"/>
+            </wp:cNvGraphicFramePr>
+            <a:graphic xmlns:a="http://schemas.openxmlformats.org/drawingml/2006/main">
+              <a:graphicData uri="http://schemas.openxmlformats.org/drawingml/2006/picture">
+                <pic:pic xmlns:pic="http://schemas.openxmlformats.org/drawingml/2006/picture">
+                  <pic:nvPicPr>
+                    <pic:cNvPr id="0" name="Picture 2"/>
+                    <pic:cNvPicPr>
+                      <a:picLocks noChangeAspect="1" noChangeArrowheads="1"/>
+                    </pic:cNvPicPr>
+                  </pic:nvPicPr>
+                  <pic:blipFill>
+                    <a:blip r:embed="rId7">
+                      <a:extLst>
+                        <a:ext uri="{28A0092B-C50C-407E-A947-70E740481C1C}">
+                          <a14:useLocalDpi xmlns:a14="http://schemas.microsoft.com/office/drawing/2010/main" val="0"/>
+                        </a:ext>
+                      </a:extLst>
+                    </a:blip>
+                    <a:srcRect/>
+                    <a:stretch>
+                      <a:fillRect/>
+                    </a:stretch>
+                  </pic:blipFill>
+                  <pic:spPr bwMode="auto">
+                    <a:xfrm>
+                      <a:off x="0" y="0"/>
+                      <a:ext cx="5937250" cy="4650105"/>
+                    </a:xfrm>
+                    <a:prstGeom prst="rect">
+                      <a:avLst/>
+                    </a:prstGeom>
+                    <a:noFill/>
+                    <a:ln>
+                      <a:noFill/>
+                    </a:ln>
+                  </pic:spPr>
+                </pic:pic>
+              </a:graphicData>
+            </a:graphic>
+          </wp:inline>
+        </w:drawing>
+      </w:r>
+    </w:p>
+    <w:p>
+      <w:pPr>
+        <w:shd w:val="clear" w:color="auto" w:fill="FFFFFF"/>
+        <w:spacing w:after="0" w:line="240" w:lineRule="auto"/>
+        <w:rPr>
+          <w:rFonts w:ascii="Arial" w:eastAsia="Times New Roman" w:hAnsi="Arial" w:cs="Arial"/>
+          <w:color w:val="222222"/>
+          <w:sz w:val="24"/>
+          <w:szCs w:val="24"/>
+          <w:lang w:val="en-IN" w:eastAsia="en-IN"/>
+        </w:rPr>
+      </w:pPr>
     </w:p>
     <w:p>
       <w:pPr>
@@ -1457,69 +1527,105 @@
         <w:t>Selenium exceptions</w:t>
       </w:r>
     </w:p>
-    <w:p>
-      <w:pPr>
-        <w:shd w:val="clear" w:color="auto" w:fill="FFFFFF"/>
-        <w:spacing w:after="0" w:line="240" w:lineRule="auto"/>
-        <w:rPr>
-          <w:rFonts w:ascii="Arial" w:eastAsia="Times New Roman" w:hAnsi="Arial" w:cs="Arial"/>
-          <w:color w:val="222222"/>
-          <w:sz w:val="24"/>
-          <w:szCs w:val="24"/>
-          <w:lang w:val="en-IN" w:eastAsia="en-IN"/>
-        </w:rPr>
-      </w:pPr>
-      <w:hyperlink r:id="rId7" w:history="1">
-        <w:r>
-          <w:rPr>
-            <w:rStyle w:val="Hyperlink"/>
-            <w:rFonts w:ascii="Arial" w:eastAsia="Times New Roman" w:hAnsi="Arial" w:cs="Arial"/>
-            <w:sz w:val="24"/>
-            <w:szCs w:val="24"/>
-            <w:lang w:val="en-IN" w:eastAsia="en-IN"/>
-          </w:rPr>
-          <w:t>https://www.selenium.dev/selenium/docs/api/py/common/selenium.common.exceptions.html</w:t>
-        </w:r>
-      </w:hyperlink>
-    </w:p>
-    <w:p>
-      <w:pPr>
-        <w:shd w:val="clear" w:color="auto" w:fill="FFFFFF"/>
-        <w:spacing w:after="0" w:line="240" w:lineRule="auto"/>
-        <w:rPr>
-          <w:rFonts w:ascii="Arial" w:eastAsia="Times New Roman" w:hAnsi="Arial" w:cs="Arial"/>
-          <w:color w:val="222222"/>
+    <w:bookmarkStart w:id="0" w:name="_GoBack"/>
+    <w:p>
+      <w:pPr>
+        <w:shd w:val="clear" w:color="auto" w:fill="FFFFFF"/>
+        <w:spacing w:after="0" w:line="240" w:lineRule="auto"/>
+        <w:rPr>
+          <w:rFonts w:ascii="Arial" w:eastAsia="Times New Roman" w:hAnsi="Arial" w:cs="Arial"/>
+          <w:color w:val="222222"/>
+          <w:sz w:val="24"/>
+          <w:szCs w:val="24"/>
+          <w:lang w:val="en-IN" w:eastAsia="en-IN"/>
+        </w:rPr>
+      </w:pPr>
+      <w:r>
+        <w:fldChar w:fldCharType="begin"/>
+      </w:r>
+      <w:r>
+        <w:instrText xml:space="preserve"> HYPERLINK "https://www.selenium.dev/selenium/docs/api/py/common/selenium.common.exceptions.html" </w:instrText>
+      </w:r>
+      <w:r>
+        <w:fldChar w:fldCharType="separate"/>
+      </w:r>
+      <w:r>
+        <w:rPr>
+          <w:rStyle w:val="Hyperlink"/>
+          <w:rFonts w:ascii="Arial" w:eastAsia="Times New Roman" w:hAnsi="Arial" w:cs="Arial"/>
+          <w:sz w:val="24"/>
+          <w:szCs w:val="24"/>
+          <w:lang w:val="en-IN" w:eastAsia="en-IN"/>
+        </w:rPr>
+        <w:t>https://www.selenium.dev/selenium/docs/api/py/common/selenium.common.exceptions.html</w:t>
+      </w:r>
+      <w:r>
+        <w:rPr>
+          <w:rStyle w:val="Hyperlink"/>
+          <w:rFonts w:ascii="Arial" w:eastAsia="Times New Roman" w:hAnsi="Arial" w:cs="Arial"/>
+          <w:sz w:val="24"/>
+          <w:szCs w:val="24"/>
+          <w:lang w:val="en-IN" w:eastAsia="en-IN"/>
+        </w:rPr>
+        <w:fldChar w:fldCharType="end"/>
+      </w:r>
+    </w:p>
+    <w:bookmarkEnd w:id="0"/>
+    <w:p>
+      <w:pPr>
+        <w:shd w:val="clear" w:color="auto" w:fill="FFFFFF"/>
+        <w:spacing w:after="0" w:line="240" w:lineRule="auto"/>
+        <w:rPr>
+          <w:rFonts w:ascii="Arial" w:eastAsia="Times New Roman" w:hAnsi="Arial" w:cs="Arial"/>
+          <w:color w:val="222222"/>
+          <w:sz w:val="24"/>
+          <w:szCs w:val="24"/>
+          <w:lang w:val="en-IN" w:eastAsia="en-IN"/>
+        </w:rPr>
+      </w:pPr>
+      <w:r>
+        <w:fldChar w:fldCharType="begin"/>
+      </w:r>
+      <w:r>
+        <w:instrText xml:space="preserve"> HYPERLINK "https://www.testquality.com/blog/tpost/ci5pvsurc1-different-types-of-selenium-webdriver-co" </w:instrText>
+      </w:r>
+      <w:r>
+        <w:fldChar w:fldCharType="separate"/>
+      </w:r>
+      <w:r>
+        <w:rPr>
+          <w:rStyle w:val="Hyperlink"/>
+          <w:rFonts w:ascii="Arial" w:eastAsia="Times New Roman" w:hAnsi="Arial" w:cs="Arial"/>
+          <w:sz w:val="24"/>
+          <w:szCs w:val="24"/>
+          <w:lang w:val="en-IN" w:eastAsia="en-IN"/>
+        </w:rPr>
+        <w:t>https://www.testquality.com/blog/tpost/ci5pvsurc1-different-types-of-selenium-webdriver-co</w:t>
+      </w:r>
+      <w:r>
+        <w:rPr>
+          <w:rStyle w:val="Hyperlink"/>
+          <w:rFonts w:ascii="Arial" w:eastAsia="Times New Roman" w:hAnsi="Arial" w:cs="Arial"/>
+          <w:sz w:val="24"/>
+          <w:szCs w:val="24"/>
+          <w:lang w:val="en-IN" w:eastAsia="en-IN"/>
+        </w:rPr>
+        <w:fldChar w:fldCharType="end"/>
+      </w:r>
+    </w:p>
+    <w:p>
+      <w:pPr>
+        <w:shd w:val="clear" w:color="auto" w:fill="FFFFFF"/>
+        <w:spacing w:after="0" w:line="240" w:lineRule="auto"/>
+        <w:rPr>
+          <w:rStyle w:val="Hyperlink"/>
+          <w:rFonts w:ascii="Arial" w:eastAsia="Times New Roman" w:hAnsi="Arial" w:cs="Arial"/>
           <w:sz w:val="24"/>
           <w:szCs w:val="24"/>
           <w:lang w:val="en-IN" w:eastAsia="en-IN"/>
         </w:rPr>
       </w:pPr>
       <w:hyperlink r:id="rId8" w:history="1">
-        <w:r>
-          <w:rPr>
-            <w:rStyle w:val="Hyperlink"/>
-            <w:rFonts w:ascii="Arial" w:eastAsia="Times New Roman" w:hAnsi="Arial" w:cs="Arial"/>
-            <w:sz w:val="24"/>
-            <w:szCs w:val="24"/>
-            <w:lang w:val="en-IN" w:eastAsia="en-IN"/>
-          </w:rPr>
-          <w:t>https://www.testquality.com/blog/tpost/ci5pvsurc1-different-types-of-selenium-webdriver-co</w:t>
-        </w:r>
-      </w:hyperlink>
-    </w:p>
-    <w:p>
-      <w:pPr>
-        <w:shd w:val="clear" w:color="auto" w:fill="FFFFFF"/>
-        <w:spacing w:after="0" w:line="240" w:lineRule="auto"/>
-        <w:rPr>
-          <w:rFonts w:ascii="Arial" w:eastAsia="Times New Roman" w:hAnsi="Arial" w:cs="Arial"/>
-          <w:color w:val="222222"/>
-          <w:sz w:val="24"/>
-          <w:szCs w:val="24"/>
-          <w:lang w:val="en-IN" w:eastAsia="en-IN"/>
-        </w:rPr>
-      </w:pPr>
-      <w:hyperlink r:id="rId9" w:history="1">
         <w:r>
           <w:rPr>
             <w:rStyle w:val="Hyperlink"/>
@@ -1532,6 +1638,1230 @@
         </w:r>
       </w:hyperlink>
     </w:p>
+    <w:p>
+      <w:pPr>
+        <w:shd w:val="clear" w:color="auto" w:fill="FFFFFF"/>
+        <w:spacing w:after="0" w:line="240" w:lineRule="auto"/>
+        <w:rPr>
+          <w:rStyle w:val="Hyperlink"/>
+          <w:rFonts w:ascii="Arial" w:eastAsia="Times New Roman" w:hAnsi="Arial" w:cs="Arial"/>
+          <w:sz w:val="24"/>
+          <w:szCs w:val="24"/>
+          <w:lang w:val="en-IN" w:eastAsia="en-IN"/>
+        </w:rPr>
+      </w:pPr>
+    </w:p>
+    <w:p>
+      <w:pPr>
+        <w:shd w:val="clear" w:color="auto" w:fill="FFFFFF"/>
+        <w:spacing w:after="0" w:line="240" w:lineRule="auto"/>
+        <w:rPr>
+          <w:rFonts w:ascii="Arial" w:eastAsia="Times New Roman" w:hAnsi="Arial" w:cs="Arial"/>
+          <w:color w:val="222222"/>
+          <w:sz w:val="24"/>
+          <w:szCs w:val="24"/>
+          <w:lang w:val="en-IN" w:eastAsia="en-IN"/>
+        </w:rPr>
+      </w:pPr>
+      <w:r>
+        <w:rPr>
+          <w:rFonts w:ascii="Arial" w:eastAsia="Times New Roman" w:hAnsi="Arial" w:cs="Arial"/>
+          <w:color w:val="222222"/>
+          <w:sz w:val="24"/>
+          <w:szCs w:val="24"/>
+          <w:lang w:val="en-IN" w:eastAsia="en-IN"/>
+        </w:rPr>
+        <w:t>| Exception Name                         | When It Occurs                                                       |</w:t>
+      </w:r>
+    </w:p>
+    <w:p>
+      <w:pPr>
+        <w:shd w:val="clear" w:color="auto" w:fill="FFFFFF"/>
+        <w:spacing w:after="0" w:line="240" w:lineRule="auto"/>
+        <w:rPr>
+          <w:rFonts w:ascii="Arial" w:eastAsia="Times New Roman" w:hAnsi="Arial" w:cs="Arial"/>
+          <w:color w:val="222222"/>
+          <w:sz w:val="24"/>
+          <w:szCs w:val="24"/>
+          <w:lang w:val="en-IN" w:eastAsia="en-IN"/>
+        </w:rPr>
+      </w:pPr>
+      <w:r>
+        <w:rPr>
+          <w:rFonts w:ascii="Arial" w:eastAsia="Times New Roman" w:hAnsi="Arial" w:cs="Arial"/>
+          <w:color w:val="222222"/>
+          <w:sz w:val="24"/>
+          <w:szCs w:val="24"/>
+          <w:lang w:val="en-IN" w:eastAsia="en-IN"/>
+        </w:rPr>
+        <w:t>| -------------------------------------- | -------------------------------------------------------------------- |</w:t>
+      </w:r>
+    </w:p>
+    <w:p>
+      <w:pPr>
+        <w:shd w:val="clear" w:color="auto" w:fill="FFFFFF"/>
+        <w:spacing w:after="0" w:line="240" w:lineRule="auto"/>
+        <w:rPr>
+          <w:rFonts w:ascii="Arial" w:eastAsia="Times New Roman" w:hAnsi="Arial" w:cs="Arial"/>
+          <w:color w:val="222222"/>
+          <w:sz w:val="24"/>
+          <w:szCs w:val="24"/>
+          <w:lang w:val="en-IN" w:eastAsia="en-IN"/>
+        </w:rPr>
+      </w:pPr>
+      <w:r>
+        <w:rPr>
+          <w:rFonts w:ascii="Arial" w:eastAsia="Times New Roman" w:hAnsi="Arial" w:cs="Arial"/>
+          <w:color w:val="222222"/>
+          <w:sz w:val="24"/>
+          <w:szCs w:val="24"/>
+          <w:lang w:val="en-IN" w:eastAsia="en-IN"/>
+        </w:rPr>
+        <w:t>| **`</w:t>
+      </w:r>
+      <w:proofErr w:type="spellStart"/>
+      <w:r>
+        <w:rPr>
+          <w:rFonts w:ascii="Arial" w:eastAsia="Times New Roman" w:hAnsi="Arial" w:cs="Arial"/>
+          <w:color w:val="222222"/>
+          <w:sz w:val="24"/>
+          <w:szCs w:val="24"/>
+          <w:lang w:val="en-IN" w:eastAsia="en-IN"/>
+        </w:rPr>
+        <w:t>NoSuchElementException</w:t>
+      </w:r>
+      <w:proofErr w:type="spellEnd"/>
+      <w:r>
+        <w:rPr>
+          <w:rFonts w:ascii="Arial" w:eastAsia="Times New Roman" w:hAnsi="Arial" w:cs="Arial"/>
+          <w:color w:val="222222"/>
+          <w:sz w:val="24"/>
+          <w:szCs w:val="24"/>
+          <w:lang w:val="en-IN" w:eastAsia="en-IN"/>
+        </w:rPr>
+        <w:t>`**           | Element not found in the DOM using the locator                       |</w:t>
+      </w:r>
+    </w:p>
+    <w:p>
+      <w:pPr>
+        <w:shd w:val="clear" w:color="auto" w:fill="FFFFFF"/>
+        <w:spacing w:after="0" w:line="240" w:lineRule="auto"/>
+        <w:rPr>
+          <w:rFonts w:ascii="Arial" w:eastAsia="Times New Roman" w:hAnsi="Arial" w:cs="Arial"/>
+          <w:color w:val="222222"/>
+          <w:sz w:val="24"/>
+          <w:szCs w:val="24"/>
+          <w:lang w:val="en-IN" w:eastAsia="en-IN"/>
+        </w:rPr>
+      </w:pPr>
+      <w:r>
+        <w:rPr>
+          <w:rFonts w:ascii="Arial" w:eastAsia="Times New Roman" w:hAnsi="Arial" w:cs="Arial"/>
+          <w:color w:val="222222"/>
+          <w:sz w:val="24"/>
+          <w:szCs w:val="24"/>
+          <w:lang w:val="en-IN" w:eastAsia="en-IN"/>
+        </w:rPr>
+        <w:t>| **`</w:t>
+      </w:r>
+      <w:proofErr w:type="spellStart"/>
+      <w:r>
+        <w:rPr>
+          <w:rFonts w:ascii="Arial" w:eastAsia="Times New Roman" w:hAnsi="Arial" w:cs="Arial"/>
+          <w:color w:val="222222"/>
+          <w:sz w:val="24"/>
+          <w:szCs w:val="24"/>
+          <w:lang w:val="en-IN" w:eastAsia="en-IN"/>
+        </w:rPr>
+        <w:t>NoSuchWindowException</w:t>
+      </w:r>
+      <w:proofErr w:type="spellEnd"/>
+      <w:r>
+        <w:rPr>
+          <w:rFonts w:ascii="Arial" w:eastAsia="Times New Roman" w:hAnsi="Arial" w:cs="Arial"/>
+          <w:color w:val="222222"/>
+          <w:sz w:val="24"/>
+          <w:szCs w:val="24"/>
+          <w:lang w:val="en-IN" w:eastAsia="en-IN"/>
+        </w:rPr>
+        <w:t>`**            | Trying to switch to a window that doesn’t exist                      |</w:t>
+      </w:r>
+    </w:p>
+    <w:p>
+      <w:pPr>
+        <w:shd w:val="clear" w:color="auto" w:fill="FFFFFF"/>
+        <w:spacing w:after="0" w:line="240" w:lineRule="auto"/>
+        <w:rPr>
+          <w:rFonts w:ascii="Arial" w:eastAsia="Times New Roman" w:hAnsi="Arial" w:cs="Arial"/>
+          <w:color w:val="222222"/>
+          <w:sz w:val="24"/>
+          <w:szCs w:val="24"/>
+          <w:lang w:val="en-IN" w:eastAsia="en-IN"/>
+        </w:rPr>
+      </w:pPr>
+      <w:r>
+        <w:rPr>
+          <w:rFonts w:ascii="Arial" w:eastAsia="Times New Roman" w:hAnsi="Arial" w:cs="Arial"/>
+          <w:color w:val="222222"/>
+          <w:sz w:val="24"/>
+          <w:szCs w:val="24"/>
+          <w:lang w:val="en-IN" w:eastAsia="en-IN"/>
+        </w:rPr>
+        <w:t>| **`</w:t>
+      </w:r>
+      <w:proofErr w:type="spellStart"/>
+      <w:r>
+        <w:rPr>
+          <w:rFonts w:ascii="Arial" w:eastAsia="Times New Roman" w:hAnsi="Arial" w:cs="Arial"/>
+          <w:color w:val="222222"/>
+          <w:sz w:val="24"/>
+          <w:szCs w:val="24"/>
+          <w:lang w:val="en-IN" w:eastAsia="en-IN"/>
+        </w:rPr>
+        <w:t>NoSuchFrameException</w:t>
+      </w:r>
+      <w:proofErr w:type="spellEnd"/>
+      <w:r>
+        <w:rPr>
+          <w:rFonts w:ascii="Arial" w:eastAsia="Times New Roman" w:hAnsi="Arial" w:cs="Arial"/>
+          <w:color w:val="222222"/>
+          <w:sz w:val="24"/>
+          <w:szCs w:val="24"/>
+          <w:lang w:val="en-IN" w:eastAsia="en-IN"/>
+        </w:rPr>
+        <w:t>`**             | Trying to switch to a frame that doesn’t exist                       |</w:t>
+      </w:r>
+    </w:p>
+    <w:p>
+      <w:pPr>
+        <w:shd w:val="clear" w:color="auto" w:fill="FFFFFF"/>
+        <w:spacing w:after="0" w:line="240" w:lineRule="auto"/>
+        <w:rPr>
+          <w:rFonts w:ascii="Arial" w:eastAsia="Times New Roman" w:hAnsi="Arial" w:cs="Arial"/>
+          <w:color w:val="222222"/>
+          <w:sz w:val="24"/>
+          <w:szCs w:val="24"/>
+          <w:lang w:val="en-IN" w:eastAsia="en-IN"/>
+        </w:rPr>
+      </w:pPr>
+      <w:r>
+        <w:rPr>
+          <w:rFonts w:ascii="Arial" w:eastAsia="Times New Roman" w:hAnsi="Arial" w:cs="Arial"/>
+          <w:color w:val="222222"/>
+          <w:sz w:val="24"/>
+          <w:szCs w:val="24"/>
+          <w:lang w:val="en-IN" w:eastAsia="en-IN"/>
+        </w:rPr>
+        <w:t>| **`</w:t>
+      </w:r>
+      <w:proofErr w:type="spellStart"/>
+      <w:r>
+        <w:rPr>
+          <w:rFonts w:ascii="Arial" w:eastAsia="Times New Roman" w:hAnsi="Arial" w:cs="Arial"/>
+          <w:color w:val="222222"/>
+          <w:sz w:val="24"/>
+          <w:szCs w:val="24"/>
+          <w:lang w:val="en-IN" w:eastAsia="en-IN"/>
+        </w:rPr>
+        <w:t>NoSuchAlertException</w:t>
+      </w:r>
+      <w:proofErr w:type="spellEnd"/>
+      <w:r>
+        <w:rPr>
+          <w:rFonts w:ascii="Arial" w:eastAsia="Times New Roman" w:hAnsi="Arial" w:cs="Arial"/>
+          <w:color w:val="222222"/>
+          <w:sz w:val="24"/>
+          <w:szCs w:val="24"/>
+          <w:lang w:val="en-IN" w:eastAsia="en-IN"/>
+        </w:rPr>
+        <w:t>`**             | No alert is present when you try to switch to it                     |</w:t>
+      </w:r>
+    </w:p>
+    <w:p>
+      <w:pPr>
+        <w:shd w:val="clear" w:color="auto" w:fill="FFFFFF"/>
+        <w:spacing w:after="0" w:line="240" w:lineRule="auto"/>
+        <w:rPr>
+          <w:rFonts w:ascii="Arial" w:eastAsia="Times New Roman" w:hAnsi="Arial" w:cs="Arial"/>
+          <w:color w:val="222222"/>
+          <w:sz w:val="24"/>
+          <w:szCs w:val="24"/>
+          <w:lang w:val="en-IN" w:eastAsia="en-IN"/>
+        </w:rPr>
+      </w:pPr>
+      <w:r>
+        <w:rPr>
+          <w:rFonts w:ascii="Arial" w:eastAsia="Times New Roman" w:hAnsi="Arial" w:cs="Arial"/>
+          <w:color w:val="222222"/>
+          <w:sz w:val="24"/>
+          <w:szCs w:val="24"/>
+          <w:lang w:val="en-IN" w:eastAsia="en-IN"/>
+        </w:rPr>
+        <w:t>| **`</w:t>
+      </w:r>
+      <w:proofErr w:type="spellStart"/>
+      <w:r>
+        <w:rPr>
+          <w:rFonts w:ascii="Arial" w:eastAsia="Times New Roman" w:hAnsi="Arial" w:cs="Arial"/>
+          <w:color w:val="222222"/>
+          <w:sz w:val="24"/>
+          <w:szCs w:val="24"/>
+          <w:lang w:val="en-IN" w:eastAsia="en-IN"/>
+        </w:rPr>
+        <w:t>ElementNotInteractableException</w:t>
+      </w:r>
+      <w:proofErr w:type="spellEnd"/>
+      <w:r>
+        <w:rPr>
+          <w:rFonts w:ascii="Arial" w:eastAsia="Times New Roman" w:hAnsi="Arial" w:cs="Arial"/>
+          <w:color w:val="222222"/>
+          <w:sz w:val="24"/>
+          <w:szCs w:val="24"/>
+          <w:lang w:val="en-IN" w:eastAsia="en-IN"/>
+        </w:rPr>
+        <w:t>`*</w:t>
+      </w:r>
+      <w:proofErr w:type="gramStart"/>
+      <w:r>
+        <w:rPr>
+          <w:rFonts w:ascii="Arial" w:eastAsia="Times New Roman" w:hAnsi="Arial" w:cs="Arial"/>
+          <w:color w:val="222222"/>
+          <w:sz w:val="24"/>
+          <w:szCs w:val="24"/>
+          <w:lang w:val="en-IN" w:eastAsia="en-IN"/>
+        </w:rPr>
+        <w:t>*  |</w:t>
+      </w:r>
+      <w:proofErr w:type="gramEnd"/>
+      <w:r>
+        <w:rPr>
+          <w:rFonts w:ascii="Arial" w:eastAsia="Times New Roman" w:hAnsi="Arial" w:cs="Arial"/>
+          <w:color w:val="222222"/>
+          <w:sz w:val="24"/>
+          <w:szCs w:val="24"/>
+          <w:lang w:val="en-IN" w:eastAsia="en-IN"/>
+        </w:rPr>
+        <w:t xml:space="preserve"> Element is in DOM but not </w:t>
+      </w:r>
+      <w:proofErr w:type="spellStart"/>
+      <w:r>
+        <w:rPr>
+          <w:rFonts w:ascii="Arial" w:eastAsia="Times New Roman" w:hAnsi="Arial" w:cs="Arial"/>
+          <w:color w:val="222222"/>
+          <w:sz w:val="24"/>
+          <w:szCs w:val="24"/>
+          <w:lang w:val="en-IN" w:eastAsia="en-IN"/>
+        </w:rPr>
+        <w:t>interactable</w:t>
+      </w:r>
+      <w:proofErr w:type="spellEnd"/>
+      <w:r>
+        <w:rPr>
+          <w:rFonts w:ascii="Arial" w:eastAsia="Times New Roman" w:hAnsi="Arial" w:cs="Arial"/>
+          <w:color w:val="222222"/>
+          <w:sz w:val="24"/>
+          <w:szCs w:val="24"/>
+          <w:lang w:val="en-IN" w:eastAsia="en-IN"/>
+        </w:rPr>
+        <w:t xml:space="preserve"> (e.g., hidden, disabled)      |</w:t>
+      </w:r>
+    </w:p>
+    <w:p>
+      <w:pPr>
+        <w:shd w:val="clear" w:color="auto" w:fill="FFFFFF"/>
+        <w:spacing w:after="0" w:line="240" w:lineRule="auto"/>
+        <w:rPr>
+          <w:rFonts w:ascii="Arial" w:eastAsia="Times New Roman" w:hAnsi="Arial" w:cs="Arial"/>
+          <w:color w:val="222222"/>
+          <w:sz w:val="24"/>
+          <w:szCs w:val="24"/>
+          <w:lang w:val="en-IN" w:eastAsia="en-IN"/>
+        </w:rPr>
+      </w:pPr>
+      <w:r>
+        <w:rPr>
+          <w:rFonts w:ascii="Arial" w:eastAsia="Times New Roman" w:hAnsi="Arial" w:cs="Arial"/>
+          <w:color w:val="222222"/>
+          <w:sz w:val="24"/>
+          <w:szCs w:val="24"/>
+          <w:lang w:val="en-IN" w:eastAsia="en-IN"/>
+        </w:rPr>
+        <w:lastRenderedPageBreak/>
+        <w:t>| **`</w:t>
+      </w:r>
+      <w:proofErr w:type="spellStart"/>
+      <w:r>
+        <w:rPr>
+          <w:rFonts w:ascii="Arial" w:eastAsia="Times New Roman" w:hAnsi="Arial" w:cs="Arial"/>
+          <w:color w:val="222222"/>
+          <w:sz w:val="24"/>
+          <w:szCs w:val="24"/>
+          <w:lang w:val="en-IN" w:eastAsia="en-IN"/>
+        </w:rPr>
+        <w:t>ElementClickInterceptedException</w:t>
+      </w:r>
+      <w:proofErr w:type="spellEnd"/>
+      <w:r>
+        <w:rPr>
+          <w:rFonts w:ascii="Arial" w:eastAsia="Times New Roman" w:hAnsi="Arial" w:cs="Arial"/>
+          <w:color w:val="222222"/>
+          <w:sz w:val="24"/>
+          <w:szCs w:val="24"/>
+          <w:lang w:val="en-IN" w:eastAsia="en-IN"/>
+        </w:rPr>
+        <w:t>`** | Click is blocked by another element (popup, loader, etc.)            |</w:t>
+      </w:r>
+    </w:p>
+    <w:p>
+      <w:pPr>
+        <w:shd w:val="clear" w:color="auto" w:fill="FFFFFF"/>
+        <w:spacing w:after="0" w:line="240" w:lineRule="auto"/>
+        <w:rPr>
+          <w:rFonts w:ascii="Arial" w:eastAsia="Times New Roman" w:hAnsi="Arial" w:cs="Arial"/>
+          <w:color w:val="222222"/>
+          <w:sz w:val="24"/>
+          <w:szCs w:val="24"/>
+          <w:lang w:val="en-IN" w:eastAsia="en-IN"/>
+        </w:rPr>
+      </w:pPr>
+      <w:r>
+        <w:rPr>
+          <w:rFonts w:ascii="Arial" w:eastAsia="Times New Roman" w:hAnsi="Arial" w:cs="Arial"/>
+          <w:color w:val="222222"/>
+          <w:sz w:val="24"/>
+          <w:szCs w:val="24"/>
+          <w:lang w:val="en-IN" w:eastAsia="en-IN"/>
+        </w:rPr>
+        <w:t>| **`</w:t>
+      </w:r>
+      <w:proofErr w:type="spellStart"/>
+      <w:r>
+        <w:rPr>
+          <w:rFonts w:ascii="Arial" w:eastAsia="Times New Roman" w:hAnsi="Arial" w:cs="Arial"/>
+          <w:color w:val="222222"/>
+          <w:sz w:val="24"/>
+          <w:szCs w:val="24"/>
+          <w:lang w:val="en-IN" w:eastAsia="en-IN"/>
+        </w:rPr>
+        <w:t>StaleElementReferenceException</w:t>
+      </w:r>
+      <w:proofErr w:type="spellEnd"/>
+      <w:r>
+        <w:rPr>
+          <w:rFonts w:ascii="Arial" w:eastAsia="Times New Roman" w:hAnsi="Arial" w:cs="Arial"/>
+          <w:color w:val="222222"/>
+          <w:sz w:val="24"/>
+          <w:szCs w:val="24"/>
+          <w:lang w:val="en-IN" w:eastAsia="en-IN"/>
+        </w:rPr>
+        <w:t xml:space="preserve">`**   | Element is no longer attached to the DOM (refreshed, </w:t>
+      </w:r>
+      <w:proofErr w:type="spellStart"/>
+      <w:r>
+        <w:rPr>
+          <w:rFonts w:ascii="Arial" w:eastAsia="Times New Roman" w:hAnsi="Arial" w:cs="Arial"/>
+          <w:color w:val="222222"/>
+          <w:sz w:val="24"/>
+          <w:szCs w:val="24"/>
+          <w:lang w:val="en-IN" w:eastAsia="en-IN"/>
+        </w:rPr>
+        <w:t>changed</w:t>
+      </w:r>
+      <w:proofErr w:type="gramStart"/>
+      <w:r>
+        <w:rPr>
+          <w:rFonts w:ascii="Arial" w:eastAsia="Times New Roman" w:hAnsi="Arial" w:cs="Arial"/>
+          <w:color w:val="222222"/>
+          <w:sz w:val="24"/>
+          <w:szCs w:val="24"/>
+          <w:lang w:val="en-IN" w:eastAsia="en-IN"/>
+        </w:rPr>
+        <w:t>,switch</w:t>
+      </w:r>
+      <w:proofErr w:type="spellEnd"/>
+      <w:proofErr w:type="gramEnd"/>
+      <w:r>
+        <w:rPr>
+          <w:rFonts w:ascii="Arial" w:eastAsia="Times New Roman" w:hAnsi="Arial" w:cs="Arial"/>
+          <w:color w:val="222222"/>
+          <w:sz w:val="24"/>
+          <w:szCs w:val="24"/>
+          <w:lang w:val="en-IN" w:eastAsia="en-IN"/>
+        </w:rPr>
+        <w:t xml:space="preserve"> windows</w:t>
+      </w:r>
+      <w:r>
+        <w:rPr>
+          <w:rFonts w:ascii="Arial" w:eastAsia="Times New Roman" w:hAnsi="Arial" w:cs="Arial"/>
+          <w:color w:val="222222"/>
+          <w:sz w:val="24"/>
+          <w:szCs w:val="24"/>
+          <w:lang w:val="en-IN" w:eastAsia="en-IN"/>
+        </w:rPr>
+        <w:t>)        |</w:t>
+      </w:r>
+    </w:p>
+    <w:p>
+      <w:pPr>
+        <w:shd w:val="clear" w:color="auto" w:fill="FFFFFF"/>
+        <w:spacing w:after="0" w:line="240" w:lineRule="auto"/>
+        <w:rPr>
+          <w:rFonts w:ascii="Arial" w:eastAsia="Times New Roman" w:hAnsi="Arial" w:cs="Arial"/>
+          <w:color w:val="222222"/>
+          <w:sz w:val="24"/>
+          <w:szCs w:val="24"/>
+          <w:lang w:val="en-IN" w:eastAsia="en-IN"/>
+        </w:rPr>
+      </w:pPr>
+      <w:r>
+        <w:rPr>
+          <w:rFonts w:ascii="Arial" w:eastAsia="Times New Roman" w:hAnsi="Arial" w:cs="Arial"/>
+          <w:color w:val="222222"/>
+          <w:sz w:val="24"/>
+          <w:szCs w:val="24"/>
+          <w:lang w:val="en-IN" w:eastAsia="en-IN"/>
+        </w:rPr>
+        <w:t>| **`</w:t>
+      </w:r>
+      <w:proofErr w:type="spellStart"/>
+      <w:r>
+        <w:rPr>
+          <w:rFonts w:ascii="Arial" w:eastAsia="Times New Roman" w:hAnsi="Arial" w:cs="Arial"/>
+          <w:color w:val="222222"/>
+          <w:sz w:val="24"/>
+          <w:szCs w:val="24"/>
+          <w:lang w:val="en-IN" w:eastAsia="en-IN"/>
+        </w:rPr>
+        <w:t>TimeoutException</w:t>
+      </w:r>
+      <w:proofErr w:type="spellEnd"/>
+      <w:r>
+        <w:rPr>
+          <w:rFonts w:ascii="Arial" w:eastAsia="Times New Roman" w:hAnsi="Arial" w:cs="Arial"/>
+          <w:color w:val="222222"/>
+          <w:sz w:val="24"/>
+          <w:szCs w:val="24"/>
+          <w:lang w:val="en-IN" w:eastAsia="en-IN"/>
+        </w:rPr>
+        <w:t>`**                 | Explicit/implicit wait times out before finding element or condition |</w:t>
+      </w:r>
+    </w:p>
+    <w:p>
+      <w:pPr>
+        <w:shd w:val="clear" w:color="auto" w:fill="FFFFFF"/>
+        <w:spacing w:after="0" w:line="240" w:lineRule="auto"/>
+        <w:rPr>
+          <w:rFonts w:ascii="Arial" w:eastAsia="Times New Roman" w:hAnsi="Arial" w:cs="Arial"/>
+          <w:color w:val="222222"/>
+          <w:sz w:val="24"/>
+          <w:szCs w:val="24"/>
+          <w:lang w:val="en-IN" w:eastAsia="en-IN"/>
+        </w:rPr>
+      </w:pPr>
+      <w:r>
+        <w:rPr>
+          <w:rFonts w:ascii="Arial" w:eastAsia="Times New Roman" w:hAnsi="Arial" w:cs="Arial"/>
+          <w:color w:val="222222"/>
+          <w:sz w:val="24"/>
+          <w:szCs w:val="24"/>
+          <w:lang w:val="en-IN" w:eastAsia="en-IN"/>
+        </w:rPr>
+        <w:t>| **`</w:t>
+      </w:r>
+      <w:proofErr w:type="spellStart"/>
+      <w:r>
+        <w:rPr>
+          <w:rFonts w:ascii="Arial" w:eastAsia="Times New Roman" w:hAnsi="Arial" w:cs="Arial"/>
+          <w:color w:val="222222"/>
+          <w:sz w:val="24"/>
+          <w:szCs w:val="24"/>
+          <w:lang w:val="en-IN" w:eastAsia="en-IN"/>
+        </w:rPr>
+        <w:t>WebDriverException</w:t>
+      </w:r>
+      <w:proofErr w:type="spellEnd"/>
+      <w:r>
+        <w:rPr>
+          <w:rFonts w:ascii="Arial" w:eastAsia="Times New Roman" w:hAnsi="Arial" w:cs="Arial"/>
+          <w:color w:val="222222"/>
+          <w:sz w:val="24"/>
+          <w:szCs w:val="24"/>
+          <w:lang w:val="en-IN" w:eastAsia="en-IN"/>
+        </w:rPr>
+        <w:t xml:space="preserve">`**               | Catch-all for unknown </w:t>
+      </w:r>
+      <w:proofErr w:type="spellStart"/>
+      <w:r>
+        <w:rPr>
+          <w:rFonts w:ascii="Arial" w:eastAsia="Times New Roman" w:hAnsi="Arial" w:cs="Arial"/>
+          <w:color w:val="222222"/>
+          <w:sz w:val="24"/>
+          <w:szCs w:val="24"/>
+          <w:lang w:val="en-IN" w:eastAsia="en-IN"/>
+        </w:rPr>
+        <w:t>WebDriver</w:t>
+      </w:r>
+      <w:proofErr w:type="spellEnd"/>
+      <w:r>
+        <w:rPr>
+          <w:rFonts w:ascii="Arial" w:eastAsia="Times New Roman" w:hAnsi="Arial" w:cs="Arial"/>
+          <w:color w:val="222222"/>
+          <w:sz w:val="24"/>
+          <w:szCs w:val="24"/>
+          <w:lang w:val="en-IN" w:eastAsia="en-IN"/>
+        </w:rPr>
+        <w:t xml:space="preserve"> issues                               |</w:t>
+      </w:r>
+    </w:p>
+    <w:p>
+      <w:pPr>
+        <w:shd w:val="clear" w:color="auto" w:fill="FFFFFF"/>
+        <w:spacing w:after="0" w:line="240" w:lineRule="auto"/>
+        <w:rPr>
+          <w:rFonts w:ascii="Arial" w:eastAsia="Times New Roman" w:hAnsi="Arial" w:cs="Arial"/>
+          <w:color w:val="222222"/>
+          <w:sz w:val="24"/>
+          <w:szCs w:val="24"/>
+          <w:lang w:val="en-IN" w:eastAsia="en-IN"/>
+        </w:rPr>
+      </w:pPr>
+      <w:r>
+        <w:rPr>
+          <w:rFonts w:ascii="Arial" w:eastAsia="Times New Roman" w:hAnsi="Arial" w:cs="Arial"/>
+          <w:color w:val="222222"/>
+          <w:sz w:val="24"/>
+          <w:szCs w:val="24"/>
+          <w:lang w:val="en-IN" w:eastAsia="en-IN"/>
+        </w:rPr>
+        <w:t>| **`</w:t>
+      </w:r>
+      <w:proofErr w:type="spellStart"/>
+      <w:r>
+        <w:rPr>
+          <w:rFonts w:ascii="Arial" w:eastAsia="Times New Roman" w:hAnsi="Arial" w:cs="Arial"/>
+          <w:color w:val="222222"/>
+          <w:sz w:val="24"/>
+          <w:szCs w:val="24"/>
+          <w:lang w:val="en-IN" w:eastAsia="en-IN"/>
+        </w:rPr>
+        <w:t>InvalidSelectorException</w:t>
+      </w:r>
+      <w:proofErr w:type="spellEnd"/>
+      <w:r>
+        <w:rPr>
+          <w:rFonts w:ascii="Arial" w:eastAsia="Times New Roman" w:hAnsi="Arial" w:cs="Arial"/>
+          <w:color w:val="222222"/>
+          <w:sz w:val="24"/>
+          <w:szCs w:val="24"/>
+          <w:lang w:val="en-IN" w:eastAsia="en-IN"/>
+        </w:rPr>
+        <w:t xml:space="preserve">`**         | Bad </w:t>
+      </w:r>
+      <w:proofErr w:type="spellStart"/>
+      <w:r>
+        <w:rPr>
+          <w:rFonts w:ascii="Arial" w:eastAsia="Times New Roman" w:hAnsi="Arial" w:cs="Arial"/>
+          <w:color w:val="222222"/>
+          <w:sz w:val="24"/>
+          <w:szCs w:val="24"/>
+          <w:lang w:val="en-IN" w:eastAsia="en-IN"/>
+        </w:rPr>
+        <w:t>XPath</w:t>
+      </w:r>
+      <w:proofErr w:type="spellEnd"/>
+      <w:r>
+        <w:rPr>
+          <w:rFonts w:ascii="Arial" w:eastAsia="Times New Roman" w:hAnsi="Arial" w:cs="Arial"/>
+          <w:color w:val="222222"/>
+          <w:sz w:val="24"/>
+          <w:szCs w:val="24"/>
+          <w:lang w:val="en-IN" w:eastAsia="en-IN"/>
+        </w:rPr>
+        <w:t xml:space="preserve"> or CSS selector                                            |</w:t>
+      </w:r>
+    </w:p>
+    <w:p>
+      <w:pPr>
+        <w:shd w:val="clear" w:color="auto" w:fill="FFFFFF"/>
+        <w:spacing w:after="0" w:line="240" w:lineRule="auto"/>
+        <w:rPr>
+          <w:rFonts w:ascii="Arial" w:eastAsia="Times New Roman" w:hAnsi="Arial" w:cs="Arial"/>
+          <w:color w:val="222222"/>
+          <w:sz w:val="24"/>
+          <w:szCs w:val="24"/>
+          <w:lang w:val="en-IN" w:eastAsia="en-IN"/>
+        </w:rPr>
+      </w:pPr>
+      <w:r>
+        <w:rPr>
+          <w:rFonts w:ascii="Arial" w:eastAsia="Times New Roman" w:hAnsi="Arial" w:cs="Arial"/>
+          <w:color w:val="222222"/>
+          <w:sz w:val="24"/>
+          <w:szCs w:val="24"/>
+          <w:lang w:val="en-IN" w:eastAsia="en-IN"/>
+        </w:rPr>
+        <w:t>| **`</w:t>
+      </w:r>
+      <w:proofErr w:type="spellStart"/>
+      <w:r>
+        <w:rPr>
+          <w:rFonts w:ascii="Arial" w:eastAsia="Times New Roman" w:hAnsi="Arial" w:cs="Arial"/>
+          <w:color w:val="222222"/>
+          <w:sz w:val="24"/>
+          <w:szCs w:val="24"/>
+          <w:lang w:val="en-IN" w:eastAsia="en-IN"/>
+        </w:rPr>
+        <w:t>MoveTargetOutOfBoundsException</w:t>
+      </w:r>
+      <w:proofErr w:type="spellEnd"/>
+      <w:r>
+        <w:rPr>
+          <w:rFonts w:ascii="Arial" w:eastAsia="Times New Roman" w:hAnsi="Arial" w:cs="Arial"/>
+          <w:color w:val="222222"/>
+          <w:sz w:val="24"/>
+          <w:szCs w:val="24"/>
+          <w:lang w:val="en-IN" w:eastAsia="en-IN"/>
+        </w:rPr>
+        <w:t>`**   | Trying to move the mouse to an off-screen element                    |</w:t>
+      </w:r>
+    </w:p>
+    <w:p>
+      <w:pPr>
+        <w:shd w:val="clear" w:color="auto" w:fill="FFFFFF"/>
+        <w:spacing w:after="0" w:line="240" w:lineRule="auto"/>
+        <w:rPr>
+          <w:rFonts w:ascii="Arial" w:eastAsia="Times New Roman" w:hAnsi="Arial" w:cs="Arial"/>
+          <w:color w:val="222222"/>
+          <w:sz w:val="24"/>
+          <w:szCs w:val="24"/>
+          <w:lang w:val="en-IN" w:eastAsia="en-IN"/>
+        </w:rPr>
+      </w:pPr>
+      <w:r>
+        <w:rPr>
+          <w:rFonts w:ascii="Arial" w:eastAsia="Times New Roman" w:hAnsi="Arial" w:cs="Arial"/>
+          <w:color w:val="222222"/>
+          <w:sz w:val="24"/>
+          <w:szCs w:val="24"/>
+          <w:lang w:val="en-IN" w:eastAsia="en-IN"/>
+        </w:rPr>
+        <w:t>| **`</w:t>
+      </w:r>
+      <w:proofErr w:type="spellStart"/>
+      <w:r>
+        <w:rPr>
+          <w:rFonts w:ascii="Arial" w:eastAsia="Times New Roman" w:hAnsi="Arial" w:cs="Arial"/>
+          <w:color w:val="222222"/>
+          <w:sz w:val="24"/>
+          <w:szCs w:val="24"/>
+          <w:lang w:val="en-IN" w:eastAsia="en-IN"/>
+        </w:rPr>
+        <w:t>SessionNotCreatedException</w:t>
+      </w:r>
+      <w:proofErr w:type="spellEnd"/>
+      <w:r>
+        <w:rPr>
+          <w:rFonts w:ascii="Arial" w:eastAsia="Times New Roman" w:hAnsi="Arial" w:cs="Arial"/>
+          <w:color w:val="222222"/>
+          <w:sz w:val="24"/>
+          <w:szCs w:val="24"/>
+          <w:lang w:val="en-IN" w:eastAsia="en-IN"/>
+        </w:rPr>
+        <w:t>`**       | Mismatch in driver/browser version                                   |</w:t>
+      </w:r>
+    </w:p>
+    <w:p>
+      <w:pPr>
+        <w:shd w:val="clear" w:color="auto" w:fill="FFFFFF"/>
+        <w:spacing w:after="0" w:line="240" w:lineRule="auto"/>
+        <w:rPr>
+          <w:rFonts w:ascii="Arial" w:eastAsia="Times New Roman" w:hAnsi="Arial" w:cs="Arial"/>
+          <w:color w:val="222222"/>
+          <w:sz w:val="24"/>
+          <w:szCs w:val="24"/>
+          <w:lang w:val="en-IN" w:eastAsia="en-IN"/>
+        </w:rPr>
+      </w:pPr>
+      <w:r>
+        <w:rPr>
+          <w:rFonts w:ascii="Arial" w:eastAsia="Times New Roman" w:hAnsi="Arial" w:cs="Arial"/>
+          <w:color w:val="222222"/>
+          <w:sz w:val="24"/>
+          <w:szCs w:val="24"/>
+          <w:lang w:val="en-IN" w:eastAsia="en-IN"/>
+        </w:rPr>
+        <w:t>| **`</w:t>
+      </w:r>
+      <w:proofErr w:type="spellStart"/>
+      <w:r>
+        <w:rPr>
+          <w:rFonts w:ascii="Arial" w:eastAsia="Times New Roman" w:hAnsi="Arial" w:cs="Arial"/>
+          <w:color w:val="222222"/>
+          <w:sz w:val="24"/>
+          <w:szCs w:val="24"/>
+          <w:lang w:val="en-IN" w:eastAsia="en-IN"/>
+        </w:rPr>
+        <w:t>UnhandledAlertException</w:t>
+      </w:r>
+      <w:proofErr w:type="spellEnd"/>
+      <w:r>
+        <w:rPr>
+          <w:rFonts w:ascii="Arial" w:eastAsia="Times New Roman" w:hAnsi="Arial" w:cs="Arial"/>
+          <w:color w:val="222222"/>
+          <w:sz w:val="24"/>
+          <w:szCs w:val="24"/>
+          <w:lang w:val="en-IN" w:eastAsia="en-IN"/>
+        </w:rPr>
+        <w:t>`**          | Alert present when Selenium wasn't expecting it                      |</w:t>
+      </w:r>
+    </w:p>
+    <w:p>
+      <w:pPr>
+        <w:shd w:val="clear" w:color="auto" w:fill="FFFFFF"/>
+        <w:spacing w:after="0" w:line="240" w:lineRule="auto"/>
+        <w:rPr>
+          <w:rFonts w:ascii="Arial" w:eastAsia="Times New Roman" w:hAnsi="Arial" w:cs="Arial"/>
+          <w:color w:val="222222"/>
+          <w:sz w:val="24"/>
+          <w:szCs w:val="24"/>
+          <w:lang w:val="en-IN" w:eastAsia="en-IN"/>
+        </w:rPr>
+      </w:pPr>
+      <w:r>
+        <w:rPr>
+          <w:rFonts w:ascii="Arial" w:eastAsia="Times New Roman" w:hAnsi="Arial" w:cs="Arial"/>
+          <w:color w:val="222222"/>
+          <w:sz w:val="24"/>
+          <w:szCs w:val="24"/>
+          <w:lang w:val="en-IN" w:eastAsia="en-IN"/>
+        </w:rPr>
+        <w:t>| **`</w:t>
+      </w:r>
+      <w:proofErr w:type="spellStart"/>
+      <w:r>
+        <w:rPr>
+          <w:rFonts w:ascii="Arial" w:eastAsia="Times New Roman" w:hAnsi="Arial" w:cs="Arial"/>
+          <w:color w:val="222222"/>
+          <w:sz w:val="24"/>
+          <w:szCs w:val="24"/>
+          <w:lang w:val="en-IN" w:eastAsia="en-IN"/>
+        </w:rPr>
+        <w:t>JavascriptException</w:t>
+      </w:r>
+      <w:proofErr w:type="spellEnd"/>
+      <w:r>
+        <w:rPr>
+          <w:rFonts w:ascii="Arial" w:eastAsia="Times New Roman" w:hAnsi="Arial" w:cs="Arial"/>
+          <w:color w:val="222222"/>
+          <w:sz w:val="24"/>
+          <w:szCs w:val="24"/>
+          <w:lang w:val="en-IN" w:eastAsia="en-IN"/>
+        </w:rPr>
+        <w:t>`**              | Error while executing JavaScript with `</w:t>
+      </w:r>
+      <w:proofErr w:type="spellStart"/>
+      <w:r>
+        <w:rPr>
+          <w:rFonts w:ascii="Arial" w:eastAsia="Times New Roman" w:hAnsi="Arial" w:cs="Arial"/>
+          <w:color w:val="222222"/>
+          <w:sz w:val="24"/>
+          <w:szCs w:val="24"/>
+          <w:lang w:val="en-IN" w:eastAsia="en-IN"/>
+        </w:rPr>
+        <w:t>JavascriptExecutor</w:t>
+      </w:r>
+      <w:proofErr w:type="spellEnd"/>
+      <w:r>
+        <w:rPr>
+          <w:rFonts w:ascii="Arial" w:eastAsia="Times New Roman" w:hAnsi="Arial" w:cs="Arial"/>
+          <w:color w:val="222222"/>
+          <w:sz w:val="24"/>
+          <w:szCs w:val="24"/>
+          <w:lang w:val="en-IN" w:eastAsia="en-IN"/>
+        </w:rPr>
+        <w:t>`           |</w:t>
+      </w:r>
+    </w:p>
+    <w:p>
+      <w:pPr>
+        <w:shd w:val="clear" w:color="auto" w:fill="FFFFFF"/>
+        <w:spacing w:after="0" w:line="240" w:lineRule="auto"/>
+        <w:rPr>
+          <w:rFonts w:ascii="Arial" w:eastAsia="Times New Roman" w:hAnsi="Arial" w:cs="Arial"/>
+          <w:color w:val="222222"/>
+          <w:sz w:val="24"/>
+          <w:szCs w:val="24"/>
+          <w:lang w:val="en-IN" w:eastAsia="en-IN"/>
+        </w:rPr>
+      </w:pPr>
+      <w:r>
+        <w:rPr>
+          <w:rFonts w:ascii="Arial" w:eastAsia="Times New Roman" w:hAnsi="Arial" w:cs="Arial"/>
+          <w:color w:val="222222"/>
+          <w:sz w:val="24"/>
+          <w:szCs w:val="24"/>
+          <w:lang w:val="en-IN" w:eastAsia="en-IN"/>
+        </w:rPr>
+        <w:t>| **`</w:t>
+      </w:r>
+      <w:proofErr w:type="spellStart"/>
+      <w:r>
+        <w:rPr>
+          <w:rFonts w:ascii="Arial" w:eastAsia="Times New Roman" w:hAnsi="Arial" w:cs="Arial"/>
+          <w:color w:val="222222"/>
+          <w:sz w:val="24"/>
+          <w:szCs w:val="24"/>
+          <w:lang w:val="en-IN" w:eastAsia="en-IN"/>
+        </w:rPr>
+        <w:t>ElementNotSelectableException</w:t>
+      </w:r>
+      <w:proofErr w:type="spellEnd"/>
+      <w:r>
+        <w:rPr>
+          <w:rFonts w:ascii="Arial" w:eastAsia="Times New Roman" w:hAnsi="Arial" w:cs="Arial"/>
+          <w:color w:val="222222"/>
+          <w:sz w:val="24"/>
+          <w:szCs w:val="24"/>
+          <w:lang w:val="en-IN" w:eastAsia="en-IN"/>
+        </w:rPr>
+        <w:t>`**    | Trying to select an option that cannot be selected                   |</w:t>
+      </w:r>
+    </w:p>
+    <w:p>
+      <w:pPr>
+        <w:shd w:val="clear" w:color="auto" w:fill="FFFFFF"/>
+        <w:spacing w:after="0" w:line="240" w:lineRule="auto"/>
+        <w:rPr>
+          <w:rFonts w:ascii="Arial" w:eastAsia="Times New Roman" w:hAnsi="Arial" w:cs="Arial"/>
+          <w:color w:val="222222"/>
+          <w:sz w:val="24"/>
+          <w:szCs w:val="24"/>
+          <w:lang w:val="en-IN" w:eastAsia="en-IN"/>
+        </w:rPr>
+      </w:pPr>
+    </w:p>
+    <w:p>
+      <w:pPr>
+        <w:shd w:val="clear" w:color="auto" w:fill="FFFFFF"/>
+        <w:spacing w:after="0" w:line="240" w:lineRule="auto"/>
+        <w:rPr>
+          <w:rFonts w:ascii="Arial" w:eastAsia="Times New Roman" w:hAnsi="Arial" w:cs="Arial"/>
+          <w:color w:val="222222"/>
+          <w:sz w:val="24"/>
+          <w:szCs w:val="24"/>
+          <w:lang w:val="en-IN" w:eastAsia="en-IN"/>
+        </w:rPr>
+      </w:pPr>
+    </w:p>
+    <w:tbl>
+      <w:tblPr>
+        <w:tblW w:w="13920" w:type="dxa"/>
+        <w:tblCellMar>
+          <w:top w:w="15" w:type="dxa"/>
+          <w:left w:w="15" w:type="dxa"/>
+          <w:bottom w:w="15" w:type="dxa"/>
+          <w:right w:w="15" w:type="dxa"/>
+        </w:tblCellMar>
+        <w:tblLook w:val="04A0" w:firstRow="1" w:lastRow="0" w:firstColumn="1" w:lastColumn="0" w:noHBand="0" w:noVBand="1"/>
+      </w:tblPr>
+      <w:tblGrid>
+        <w:gridCol w:w="6960"/>
+        <w:gridCol w:w="6960"/>
+      </w:tblGrid>
+      <w:tr>
+        <w:tc>
+          <w:tcPr>
+            <w:tcW w:w="6960" w:type="dxa"/>
+            <w:noWrap/>
+            <w:hideMark/>
+          </w:tcPr>
+          <w:p>
+            <w:pPr>
+              <w:spacing w:after="0" w:line="240" w:lineRule="auto"/>
+              <w:rPr>
+                <w:rFonts w:ascii="Helvetica" w:eastAsia="Times New Roman" w:hAnsi="Helvetica" w:cs="Helvetica"/>
+                <w:sz w:val="16"/>
+                <w:szCs w:val="16"/>
+                <w:lang w:val="en-IN" w:eastAsia="en-IN"/>
+              </w:rPr>
+            </w:pPr>
+            <w:hyperlink r:id="rId9" w:anchor="selenium.common.exceptions.ElementNotInteractableException" w:tooltip="selenium.common.exceptions.ElementNotInteractableException" w:history="1">
+              <w:proofErr w:type="spellStart"/>
+              <w:r>
+                <w:rPr>
+                  <w:rFonts w:ascii="Courier New" w:eastAsia="Times New Roman" w:hAnsi="Courier New" w:cs="Courier New"/>
+                  <w:b/>
+                  <w:bCs/>
+                  <w:color w:val="546E7A"/>
+                  <w:sz w:val="16"/>
+                  <w:szCs w:val="16"/>
+                  <w:lang w:val="en-IN" w:eastAsia="en-IN"/>
+                </w:rPr>
+                <w:t>ElementNotInteractableException</w:t>
+              </w:r>
+              <w:proofErr w:type="spellEnd"/>
+            </w:hyperlink>
+            <w:r>
+              <w:rPr>
+                <w:rFonts w:ascii="Helvetica" w:eastAsia="Times New Roman" w:hAnsi="Helvetica" w:cs="Helvetica"/>
+                <w:sz w:val="16"/>
+                <w:szCs w:val="16"/>
+                <w:lang w:val="en-IN" w:eastAsia="en-IN"/>
+              </w:rPr>
+              <w:t>([</w:t>
+            </w:r>
+            <w:proofErr w:type="spellStart"/>
+            <w:r>
+              <w:rPr>
+                <w:rFonts w:ascii="Helvetica" w:eastAsia="Times New Roman" w:hAnsi="Helvetica" w:cs="Helvetica"/>
+                <w:sz w:val="16"/>
+                <w:szCs w:val="16"/>
+                <w:lang w:val="en-IN" w:eastAsia="en-IN"/>
+              </w:rPr>
+              <w:t>msg</w:t>
+            </w:r>
+            <w:proofErr w:type="spellEnd"/>
+            <w:r>
+              <w:rPr>
+                <w:rFonts w:ascii="Helvetica" w:eastAsia="Times New Roman" w:hAnsi="Helvetica" w:cs="Helvetica"/>
+                <w:sz w:val="16"/>
+                <w:szCs w:val="16"/>
+                <w:lang w:val="en-IN" w:eastAsia="en-IN"/>
+              </w:rPr>
+              <w:t>, ...])</w:t>
+            </w:r>
+          </w:p>
+        </w:tc>
+        <w:tc>
+          <w:tcPr>
+            <w:tcW w:w="0" w:type="auto"/>
+            <w:hideMark/>
+          </w:tcPr>
+          <w:p>
+            <w:pPr>
+              <w:spacing w:after="0" w:line="240" w:lineRule="auto"/>
+              <w:rPr>
+                <w:rFonts w:ascii="Helvetica" w:eastAsia="Times New Roman" w:hAnsi="Helvetica" w:cs="Helvetica"/>
+                <w:sz w:val="16"/>
+                <w:szCs w:val="16"/>
+                <w:lang w:val="en-IN" w:eastAsia="en-IN"/>
+              </w:rPr>
+            </w:pPr>
+            <w:r>
+              <w:rPr>
+                <w:rFonts w:ascii="Helvetica" w:eastAsia="Times New Roman" w:hAnsi="Helvetica" w:cs="Helvetica"/>
+                <w:sz w:val="16"/>
+                <w:szCs w:val="16"/>
+                <w:lang w:val="en-IN" w:eastAsia="en-IN"/>
+              </w:rPr>
+              <w:t>Thrown when an element is present in the DOM but interactions with that element will hit another element due to paint order.</w:t>
+            </w:r>
+          </w:p>
+        </w:tc>
+      </w:tr>
+      <w:tr>
+        <w:tc>
+          <w:tcPr>
+            <w:tcW w:w="6960" w:type="dxa"/>
+            <w:noWrap/>
+            <w:hideMark/>
+          </w:tcPr>
+          <w:p>
+            <w:pPr>
+              <w:spacing w:after="0" w:line="240" w:lineRule="auto"/>
+              <w:rPr>
+                <w:rFonts w:ascii="Helvetica" w:eastAsia="Times New Roman" w:hAnsi="Helvetica" w:cs="Helvetica"/>
+                <w:sz w:val="16"/>
+                <w:szCs w:val="16"/>
+                <w:lang w:val="en-IN" w:eastAsia="en-IN"/>
+              </w:rPr>
+            </w:pPr>
+            <w:hyperlink r:id="rId10" w:anchor="selenium.common.exceptions.ElementNotSelectableException" w:tooltip="selenium.common.exceptions.ElementNotSelectableException" w:history="1">
+              <w:proofErr w:type="spellStart"/>
+              <w:r>
+                <w:rPr>
+                  <w:rFonts w:ascii="Courier New" w:eastAsia="Times New Roman" w:hAnsi="Courier New" w:cs="Courier New"/>
+                  <w:b/>
+                  <w:bCs/>
+                  <w:color w:val="546E7A"/>
+                  <w:sz w:val="16"/>
+                  <w:szCs w:val="16"/>
+                  <w:lang w:val="en-IN" w:eastAsia="en-IN"/>
+                </w:rPr>
+                <w:t>ElementNotSelectableException</w:t>
+              </w:r>
+              <w:proofErr w:type="spellEnd"/>
+            </w:hyperlink>
+            <w:r>
+              <w:rPr>
+                <w:rFonts w:ascii="Helvetica" w:eastAsia="Times New Roman" w:hAnsi="Helvetica" w:cs="Helvetica"/>
+                <w:sz w:val="16"/>
+                <w:szCs w:val="16"/>
+                <w:lang w:val="en-IN" w:eastAsia="en-IN"/>
+              </w:rPr>
+              <w:t>([</w:t>
+            </w:r>
+            <w:proofErr w:type="spellStart"/>
+            <w:r>
+              <w:rPr>
+                <w:rFonts w:ascii="Helvetica" w:eastAsia="Times New Roman" w:hAnsi="Helvetica" w:cs="Helvetica"/>
+                <w:sz w:val="16"/>
+                <w:szCs w:val="16"/>
+                <w:lang w:val="en-IN" w:eastAsia="en-IN"/>
+              </w:rPr>
+              <w:t>msg</w:t>
+            </w:r>
+            <w:proofErr w:type="spellEnd"/>
+            <w:r>
+              <w:rPr>
+                <w:rFonts w:ascii="Helvetica" w:eastAsia="Times New Roman" w:hAnsi="Helvetica" w:cs="Helvetica"/>
+                <w:sz w:val="16"/>
+                <w:szCs w:val="16"/>
+                <w:lang w:val="en-IN" w:eastAsia="en-IN"/>
+              </w:rPr>
+              <w:t>, screen, ...])</w:t>
+            </w:r>
+          </w:p>
+        </w:tc>
+        <w:tc>
+          <w:tcPr>
+            <w:tcW w:w="0" w:type="auto"/>
+            <w:hideMark/>
+          </w:tcPr>
+          <w:p>
+            <w:pPr>
+              <w:spacing w:after="0" w:line="240" w:lineRule="auto"/>
+              <w:rPr>
+                <w:rFonts w:ascii="Helvetica" w:eastAsia="Times New Roman" w:hAnsi="Helvetica" w:cs="Helvetica"/>
+                <w:sz w:val="16"/>
+                <w:szCs w:val="16"/>
+                <w:lang w:val="en-IN" w:eastAsia="en-IN"/>
+              </w:rPr>
+            </w:pPr>
+            <w:r>
+              <w:rPr>
+                <w:rFonts w:ascii="Helvetica" w:eastAsia="Times New Roman" w:hAnsi="Helvetica" w:cs="Helvetica"/>
+                <w:sz w:val="16"/>
+                <w:szCs w:val="16"/>
+                <w:lang w:val="en-IN" w:eastAsia="en-IN"/>
+              </w:rPr>
+              <w:t xml:space="preserve">Thrown when trying to select an </w:t>
+            </w:r>
+            <w:proofErr w:type="spellStart"/>
+            <w:r>
+              <w:rPr>
+                <w:rFonts w:ascii="Helvetica" w:eastAsia="Times New Roman" w:hAnsi="Helvetica" w:cs="Helvetica"/>
+                <w:sz w:val="16"/>
+                <w:szCs w:val="16"/>
+                <w:lang w:val="en-IN" w:eastAsia="en-IN"/>
+              </w:rPr>
+              <w:t>unselectable</w:t>
+            </w:r>
+            <w:proofErr w:type="spellEnd"/>
+            <w:r>
+              <w:rPr>
+                <w:rFonts w:ascii="Helvetica" w:eastAsia="Times New Roman" w:hAnsi="Helvetica" w:cs="Helvetica"/>
+                <w:sz w:val="16"/>
+                <w:szCs w:val="16"/>
+                <w:lang w:val="en-IN" w:eastAsia="en-IN"/>
+              </w:rPr>
+              <w:t xml:space="preserve"> element.</w:t>
+            </w:r>
+          </w:p>
+        </w:tc>
+      </w:tr>
+      <w:tr>
+        <w:tc>
+          <w:tcPr>
+            <w:tcW w:w="6960" w:type="dxa"/>
+            <w:noWrap/>
+            <w:hideMark/>
+          </w:tcPr>
+          <w:p>
+            <w:pPr>
+              <w:spacing w:after="0" w:line="240" w:lineRule="auto"/>
+              <w:rPr>
+                <w:rFonts w:ascii="Helvetica" w:eastAsia="Times New Roman" w:hAnsi="Helvetica" w:cs="Helvetica"/>
+                <w:sz w:val="16"/>
+                <w:szCs w:val="16"/>
+                <w:lang w:val="en-IN" w:eastAsia="en-IN"/>
+              </w:rPr>
+            </w:pPr>
+            <w:hyperlink r:id="rId11" w:anchor="selenium.common.exceptions.ElementNotVisibleException" w:tooltip="selenium.common.exceptions.ElementNotVisibleException" w:history="1">
+              <w:proofErr w:type="spellStart"/>
+              <w:r>
+                <w:rPr>
+                  <w:rFonts w:ascii="Courier New" w:eastAsia="Times New Roman" w:hAnsi="Courier New" w:cs="Courier New"/>
+                  <w:b/>
+                  <w:bCs/>
+                  <w:color w:val="546E7A"/>
+                  <w:sz w:val="16"/>
+                  <w:szCs w:val="16"/>
+                  <w:lang w:val="en-IN" w:eastAsia="en-IN"/>
+                </w:rPr>
+                <w:t>ElementNotVisibleException</w:t>
+              </w:r>
+              <w:proofErr w:type="spellEnd"/>
+            </w:hyperlink>
+            <w:r>
+              <w:rPr>
+                <w:rFonts w:ascii="Helvetica" w:eastAsia="Times New Roman" w:hAnsi="Helvetica" w:cs="Helvetica"/>
+                <w:sz w:val="16"/>
+                <w:szCs w:val="16"/>
+                <w:lang w:val="en-IN" w:eastAsia="en-IN"/>
+              </w:rPr>
+              <w:t>([</w:t>
+            </w:r>
+            <w:proofErr w:type="spellStart"/>
+            <w:r>
+              <w:rPr>
+                <w:rFonts w:ascii="Helvetica" w:eastAsia="Times New Roman" w:hAnsi="Helvetica" w:cs="Helvetica"/>
+                <w:sz w:val="16"/>
+                <w:szCs w:val="16"/>
+                <w:lang w:val="en-IN" w:eastAsia="en-IN"/>
+              </w:rPr>
+              <w:t>msg</w:t>
+            </w:r>
+            <w:proofErr w:type="spellEnd"/>
+            <w:r>
+              <w:rPr>
+                <w:rFonts w:ascii="Helvetica" w:eastAsia="Times New Roman" w:hAnsi="Helvetica" w:cs="Helvetica"/>
+                <w:sz w:val="16"/>
+                <w:szCs w:val="16"/>
+                <w:lang w:val="en-IN" w:eastAsia="en-IN"/>
+              </w:rPr>
+              <w:t>, screen, ...])</w:t>
+            </w:r>
+          </w:p>
+        </w:tc>
+        <w:tc>
+          <w:tcPr>
+            <w:tcW w:w="0" w:type="auto"/>
+            <w:hideMark/>
+          </w:tcPr>
+          <w:p>
+            <w:pPr>
+              <w:spacing w:after="0" w:line="240" w:lineRule="auto"/>
+              <w:rPr>
+                <w:rFonts w:ascii="Helvetica" w:eastAsia="Times New Roman" w:hAnsi="Helvetica" w:cs="Helvetica"/>
+                <w:sz w:val="16"/>
+                <w:szCs w:val="16"/>
+                <w:lang w:val="en-IN" w:eastAsia="en-IN"/>
+              </w:rPr>
+            </w:pPr>
+            <w:r>
+              <w:rPr>
+                <w:rFonts w:ascii="Helvetica" w:eastAsia="Times New Roman" w:hAnsi="Helvetica" w:cs="Helvetica"/>
+                <w:sz w:val="16"/>
+                <w:szCs w:val="16"/>
+                <w:lang w:val="en-IN" w:eastAsia="en-IN"/>
+              </w:rPr>
+              <w:t>Thrown when an element is present on the DOM, but it is not visible, and so is not able to be interacted with.</w:t>
+            </w:r>
+          </w:p>
+        </w:tc>
+      </w:tr>
+    </w:tbl>
     <w:p>
       <w:pPr>
         <w:shd w:val="clear" w:color="auto" w:fill="FFFFFF"/>
@@ -2146,6 +3476,28 @@
       <w:u w:val="single"/>
     </w:rPr>
   </w:style>
+  <w:style w:type="paragraph" w:styleId="NormalWeb">
+    <w:name w:val="Normal (Web)"/>
+    <w:basedOn w:val="Normal"/>
+    <w:uiPriority w:val="99"/>
+    <w:semiHidden/>
+    <w:unhideWhenUsed/>
+    <w:rsid w:val="00CE3FFB"/>
+    <w:pPr>
+      <w:spacing w:before="100" w:beforeAutospacing="1" w:after="100" w:afterAutospacing="1" w:line="240" w:lineRule="auto"/>
+    </w:pPr>
+    <w:rPr>
+      <w:rFonts w:ascii="Times New Roman" w:eastAsia="Times New Roman" w:hAnsi="Times New Roman" w:cs="Times New Roman"/>
+      <w:sz w:val="24"/>
+      <w:szCs w:val="24"/>
+      <w:lang w:val="en-IN" w:eastAsia="en-IN"/>
+    </w:rPr>
+  </w:style>
+  <w:style w:type="character" w:customStyle="1" w:styleId="pre">
+    <w:name w:val="pre"/>
+    <w:basedOn w:val="DefaultParagraphFont"/>
+    <w:rsid w:val="00CE3FFB"/>
+  </w:style>
 </w:styles>
 </file>
 
